--- a/01-嵌入式操作系统及应用/01-教案/嵌入式操作系统及应用-15.docx
+++ b/01-嵌入式操作系统及应用/01-教案/嵌入式操作系统及应用-15.docx
@@ -241,6 +241,21 @@
                 <w:lang w:val="en-US" w:eastAsia="zh-CN"/>
               </w:rPr>
             </w:pPr>
+            <w:r>
+              <w:rPr>
+                <w:rFonts w:ascii="Segoe UI" w:hAnsi="Segoe UI" w:eastAsia="Segoe UI" w:cs="Segoe UI"/>
+                <w:i w:val="0"/>
+                <w:iCs w:val="0"/>
+                <w:caps w:val="0"/>
+                <w:spacing w:val="0"/>
+                <w:sz w:val="16"/>
+                <w:szCs w:val="16"/>
+                <w:shd w:val="clear" w:fill="FBFBFB"/>
+              </w:rPr>
+              <w:t>2025-11-19</w:t>
+            </w:r>
+            <w:bookmarkStart w:id="0" w:name="_GoBack"/>
+            <w:bookmarkEnd w:id="0"/>
           </w:p>
         </w:tc>
       </w:tr>
@@ -254,6 +269,7 @@
             <w:insideH w:val="single" w:color="auto" w:sz="4" w:space="0"/>
             <w:insideV w:val="single" w:color="auto" w:sz="4" w:space="0"/>
           </w:tblBorders>
+          <w:shd w:val="clear" w:color="auto" w:fill="FFFFFF"/>
           <w:tblCellMar>
             <w:top w:w="0" w:type="dxa"/>
             <w:left w:w="108" w:type="dxa"/>
@@ -322,33 +338,6 @@
                 <w:lang w:eastAsia="zh-CN"/>
               </w:rPr>
               <w:t>物联网2411</w:t>
-            </w:r>
-            <w:r>
-              <w:rPr>
-                <w:rFonts w:hint="eastAsia" w:ascii="宋体" w:hAnsi="宋体" w:eastAsia="宋体" w:cs="宋体"/>
-                <w:sz w:val="21"/>
-                <w:szCs w:val="21"/>
-                <w:lang w:val="en-US" w:eastAsia="zh-CN"/>
-              </w:rPr>
-              <w:t>|</w:t>
-            </w:r>
-            <w:r>
-              <w:rPr>
-                <w:rFonts w:hint="eastAsia" w:ascii="宋体" w:hAnsi="宋体" w:eastAsia="宋体" w:cs="宋体"/>
-                <w:sz w:val="21"/>
-                <w:szCs w:val="21"/>
-                <w:lang w:eastAsia="zh-CN"/>
-              </w:rPr>
-              <w:t>物联网241</w:t>
-            </w:r>
-            <w:r>
-              <w:rPr>
-                <w:rFonts w:hint="eastAsia" w:ascii="宋体" w:hAnsi="宋体" w:eastAsia="宋体" w:cs="宋体"/>
-                <w:sz w:val="21"/>
-                <w:szCs w:val="21"/>
-                <w:lang w:val="en-US" w:eastAsia="zh-CN"/>
-              </w:rPr>
-              <w:t>2</w:t>
             </w:r>
           </w:p>
         </w:tc>
@@ -682,6 +671,7 @@
             <w:insideH w:val="single" w:color="auto" w:sz="4" w:space="0"/>
             <w:insideV w:val="single" w:color="auto" w:sz="4" w:space="0"/>
           </w:tblBorders>
+          <w:shd w:val="clear" w:color="auto" w:fill="FFFFFF"/>
           <w:tblCellMar>
             <w:top w:w="0" w:type="dxa"/>
             <w:left w:w="108" w:type="dxa"/>
@@ -792,7 +782,6 @@
                 <w:spacing w:val="0"/>
                 <w:sz w:val="17"/>
                 <w:szCs w:val="17"/>
-                <w:bdr w:val="none" w:color="auto" w:sz="0" w:space="0"/>
                 <w:shd w:val="clear" w:fill="F0F0F0"/>
               </w:rPr>
               <w:t>oled_init()</w:t>
@@ -822,7 +811,6 @@
                 <w:spacing w:val="0"/>
                 <w:sz w:val="17"/>
                 <w:szCs w:val="17"/>
-                <w:bdr w:val="none" w:color="auto" w:sz="0" w:space="0"/>
                 <w:shd w:val="clear" w:fill="F0F0F0"/>
               </w:rPr>
               <w:t>oled_show_string()</w:t>
@@ -852,7 +840,6 @@
                 <w:spacing w:val="0"/>
                 <w:sz w:val="17"/>
                 <w:szCs w:val="17"/>
-                <w:bdr w:val="none" w:color="auto" w:sz="0" w:space="0"/>
                 <w:shd w:val="clear" w:fill="F0F0F0"/>
               </w:rPr>
               <w:t>oled_clear()</w:t>
@@ -967,6 +954,7 @@
           </w:tcPr>
           <w:tbl>
             <w:tblPr>
+              <w:tblStyle w:val="8"/>
               <w:tblW w:w="20035" w:type="dxa"/>
               <w:tblInd w:w="-161" w:type="dxa"/>
               <w:tblBorders>
@@ -1054,7 +1042,6 @@
                       <w:kern w:val="0"/>
                       <w:sz w:val="19"/>
                       <w:szCs w:val="19"/>
-                      <w:bdr w:val="none" w:color="auto" w:sz="0" w:space="0"/>
                       <w:lang w:val="en-US" w:eastAsia="zh-CN" w:bidi="ar"/>
                     </w:rPr>
                     <w:br w:type="textWrapping"/>
@@ -1070,7 +1057,6 @@
                       <w:kern w:val="0"/>
                       <w:sz w:val="19"/>
                       <w:szCs w:val="19"/>
-                      <w:bdr w:val="none" w:color="auto" w:sz="0" w:space="0"/>
                       <w:lang w:val="en-US" w:eastAsia="zh-CN" w:bidi="ar"/>
                     </w:rPr>
                     <w:t>1. 基础：已掌握I2C通信、LCD显示，具备C语言字符处理基础，但对OLED从设备地址、坐标范围认知薄弱；</w:t>
@@ -1086,7 +1072,6 @@
                       <w:kern w:val="0"/>
                       <w:sz w:val="19"/>
                       <w:szCs w:val="19"/>
-                      <w:bdr w:val="none" w:color="auto" w:sz="0" w:space="0"/>
                       <w:lang w:val="en-US" w:eastAsia="zh-CN" w:bidi="ar"/>
                     </w:rPr>
                     <w:br w:type="textWrapping"/>
@@ -1102,7 +1087,6 @@
                       <w:kern w:val="0"/>
                       <w:sz w:val="19"/>
                       <w:szCs w:val="19"/>
-                      <w:bdr w:val="none" w:color="auto" w:sz="0" w:space="0"/>
                       <w:lang w:val="en-US" w:eastAsia="zh-CN" w:bidi="ar"/>
                     </w:rPr>
                     <w:t>2. 难点：易忽略I2C从地址（0x3C）配置，混淆OLED坐标（x0-127/y0-63）；</w:t>
@@ -1118,7 +1102,6 @@
                       <w:kern w:val="0"/>
                       <w:sz w:val="19"/>
                       <w:szCs w:val="19"/>
-                      <w:bdr w:val="none" w:color="auto" w:sz="0" w:space="0"/>
                       <w:lang w:val="en-US" w:eastAsia="zh-CN" w:bidi="ar"/>
                     </w:rPr>
                     <w:br w:type="textWrapping"/>
@@ -1134,7 +1117,6 @@
                       <w:kern w:val="0"/>
                       <w:sz w:val="19"/>
                       <w:szCs w:val="19"/>
-                      <w:bdr w:val="none" w:color="auto" w:sz="0" w:space="0"/>
                       <w:lang w:val="en-US" w:eastAsia="zh-CN" w:bidi="ar"/>
                     </w:rPr>
                     <w:t>3. 需求：需通过I2C地址图解、坐标错误演示降低难度。</w:t>
@@ -1169,6 +1151,7 @@
             <w:insideH w:val="single" w:color="auto" w:sz="4" w:space="0"/>
             <w:insideV w:val="single" w:color="auto" w:sz="4" w:space="0"/>
           </w:tblBorders>
+          <w:shd w:val="clear" w:color="auto" w:fill="FFFFFF"/>
           <w:tblCellMar>
             <w:top w:w="0" w:type="dxa"/>
             <w:left w:w="108" w:type="dxa"/>
@@ -1297,7 +1280,6 @@
                 <w:spacing w:val="0"/>
                 <w:sz w:val="17"/>
                 <w:szCs w:val="17"/>
-                <w:bdr w:val="none" w:color="auto" w:sz="0" w:space="0"/>
                 <w:shd w:val="clear" w:fill="F0F0F0"/>
               </w:rPr>
               <w:t>oled_init()</w:t>
@@ -1327,7 +1309,6 @@
                 <w:spacing w:val="0"/>
                 <w:sz w:val="17"/>
                 <w:szCs w:val="17"/>
-                <w:bdr w:val="none" w:color="auto" w:sz="0" w:space="0"/>
                 <w:shd w:val="clear" w:fill="F0F0F0"/>
               </w:rPr>
               <w:t>oled_show_string()</w:t>
@@ -1385,7 +1366,6 @@
                 <w:spacing w:val="0"/>
                 <w:sz w:val="17"/>
                 <w:szCs w:val="17"/>
-                <w:bdr w:val="none" w:color="auto" w:sz="0" w:space="0"/>
                 <w:shd w:val="clear" w:fill="F0F0F0"/>
               </w:rPr>
               <w:t>vendor/lockzhiner/rk2206/sample/BUILD.gn</w:t>
@@ -1415,7 +1395,6 @@
                 <w:spacing w:val="0"/>
                 <w:sz w:val="17"/>
                 <w:szCs w:val="17"/>
-                <w:bdr w:val="none" w:color="auto" w:sz="0" w:space="0"/>
                 <w:shd w:val="clear" w:fill="F0F0F0"/>
               </w:rPr>
               <w:t>./b5_oled:oled_example</w:t>
@@ -1445,7 +1424,6 @@
                 <w:spacing w:val="0"/>
                 <w:sz w:val="17"/>
                 <w:szCs w:val="17"/>
-                <w:bdr w:val="none" w:color="auto" w:sz="0" w:space="0"/>
                 <w:shd w:val="clear" w:fill="F0F0F0"/>
               </w:rPr>
               <w:t>Makefile</w:t>
@@ -1475,7 +1453,6 @@
                 <w:spacing w:val="0"/>
                 <w:sz w:val="17"/>
                 <w:szCs w:val="17"/>
-                <w:bdr w:val="none" w:color="auto" w:sz="0" w:space="0"/>
                 <w:shd w:val="clear" w:fill="F0F0F0"/>
               </w:rPr>
               <w:t>-loled_example</w:t>
@@ -1842,6 +1819,7 @@
             <w:insideH w:val="single" w:color="auto" w:sz="4" w:space="0"/>
             <w:insideV w:val="single" w:color="auto" w:sz="4" w:space="0"/>
           </w:tblBorders>
+          <w:shd w:val="clear" w:color="auto" w:fill="FFFFFF"/>
           <w:tblCellMar>
             <w:top w:w="0" w:type="dxa"/>
             <w:left w:w="108" w:type="dxa"/>
@@ -2043,7 +2021,7 @@
           </w:tcPr>
           <w:p>
             <w:pPr>
-              <w:ind w:firstLine="384" w:firstLineChars="200"/>
+              <w:ind w:firstLine="380" w:firstLineChars="200"/>
               <w:rPr>
                 <w:rFonts w:hint="default" w:ascii="宋体" w:hAnsi="宋体" w:eastAsia="宋体" w:cs="宋体"/>
                 <w:lang w:val="en-US" w:eastAsia="zh-CN"/>
@@ -2102,7 +2080,6 @@
                 <w:spacing w:val="0"/>
                 <w:sz w:val="17"/>
                 <w:szCs w:val="17"/>
-                <w:bdr w:val="none" w:color="auto" w:sz="0" w:space="0"/>
                 <w:shd w:val="clear" w:fill="F0F0F0"/>
               </w:rPr>
               <w:t>oled_show_num()</w:t>
@@ -2132,7 +2109,6 @@
                 <w:spacing w:val="0"/>
                 <w:sz w:val="17"/>
                 <w:szCs w:val="17"/>
-                <w:bdr w:val="none" w:color="auto" w:sz="0" w:space="0"/>
                 <w:shd w:val="clear" w:fill="F0F0F0"/>
               </w:rPr>
               <w:t>oled_draw_bmp()</w:t>
@@ -2190,7 +2166,6 @@
                 <w:spacing w:val="0"/>
                 <w:sz w:val="17"/>
                 <w:szCs w:val="17"/>
-                <w:bdr w:val="none" w:color="auto" w:sz="0" w:space="0"/>
                 <w:shd w:val="clear" w:fill="F0F0F0"/>
               </w:rPr>
               <w:t>oled_display_off()</w:t>
@@ -2220,7 +2195,6 @@
                 <w:spacing w:val="0"/>
                 <w:sz w:val="17"/>
                 <w:szCs w:val="17"/>
-                <w:bdr w:val="none" w:color="auto" w:sz="0" w:space="0"/>
                 <w:shd w:val="clear" w:fill="F0F0F0"/>
               </w:rPr>
               <w:t>on()</w:t>
@@ -2306,7 +2280,6 @@
                 <w:spacing w:val="0"/>
                 <w:sz w:val="17"/>
                 <w:szCs w:val="17"/>
-                <w:bdr w:val="none" w:color="auto" w:sz="0" w:space="0"/>
                 <w:shd w:val="clear" w:fill="F0F0F0"/>
               </w:rPr>
               <w:t>IoTI2cRead()</w:t>
@@ -2338,6 +2311,7 @@
             <w:insideH w:val="single" w:color="auto" w:sz="4" w:space="0"/>
             <w:insideV w:val="single" w:color="auto" w:sz="4" w:space="0"/>
           </w:tblBorders>
+          <w:shd w:val="clear" w:color="auto" w:fill="FFFFFF"/>
           <w:tblCellMar>
             <w:top w:w="0" w:type="dxa"/>
             <w:left w:w="108" w:type="dxa"/>
@@ -3009,7 +2983,6 @@
                 <w:spacing w:val="0"/>
                 <w:sz w:val="17"/>
                 <w:szCs w:val="17"/>
-                <w:bdr w:val="none" w:color="auto" w:sz="0" w:space="0"/>
                 <w:shd w:val="clear" w:fill="F0F0F0"/>
               </w:rPr>
               <w:t>oled_show_string()</w:t>
@@ -4142,7 +4115,6 @@
                 <w:spacing w:val="0"/>
                 <w:sz w:val="17"/>
                 <w:szCs w:val="17"/>
-                <w:bdr w:val="none" w:color="auto" w:sz="0" w:space="0"/>
                 <w:shd w:val="clear" w:fill="F0F0F0"/>
               </w:rPr>
               <w:t>oled_init()</w:t>
@@ -4172,7 +4144,6 @@
                 <w:spacing w:val="0"/>
                 <w:sz w:val="17"/>
                 <w:szCs w:val="17"/>
-                <w:bdr w:val="none" w:color="auto" w:sz="0" w:space="0"/>
                 <w:shd w:val="clear" w:fill="F0F0F0"/>
               </w:rPr>
               <w:t>oled_show_string()</w:t>
@@ -4230,7 +4201,6 @@
                 <w:spacing w:val="0"/>
                 <w:sz w:val="17"/>
                 <w:szCs w:val="17"/>
-                <w:bdr w:val="none" w:color="auto" w:sz="0" w:space="0"/>
                 <w:shd w:val="clear" w:fill="F0F0F0"/>
               </w:rPr>
               <w:t>I2cIoInit()</w:t>
@@ -4634,7 +4604,6 @@
                 <w:spacing w:val="0"/>
                 <w:sz w:val="17"/>
                 <w:szCs w:val="17"/>
-                <w:bdr w:val="none" w:color="auto" w:sz="0" w:space="0"/>
                 <w:shd w:val="clear" w:fill="F0F0F0"/>
               </w:rPr>
               <w:t>b5_oled</w:t>
@@ -5056,7 +5025,6 @@
                 <w:spacing w:val="0"/>
                 <w:sz w:val="17"/>
                 <w:szCs w:val="17"/>
-                <w:bdr w:val="none" w:color="auto" w:sz="0" w:space="0"/>
                 <w:shd w:val="clear" w:fill="F0F0F0"/>
               </w:rPr>
               <w:t>oled_example()</w:t>
@@ -5086,7 +5054,6 @@
                 <w:spacing w:val="0"/>
                 <w:sz w:val="17"/>
                 <w:szCs w:val="17"/>
-                <w:bdr w:val="none" w:color="auto" w:sz="0" w:space="0"/>
                 <w:shd w:val="clear" w:fill="F0F0F0"/>
               </w:rPr>
               <w:t>oled_task()</w:t>
@@ -5144,7 +5111,6 @@
                 <w:spacing w:val="0"/>
                 <w:sz w:val="17"/>
                 <w:szCs w:val="17"/>
-                <w:bdr w:val="none" w:color="auto" w:sz="0" w:space="0"/>
                 <w:shd w:val="clear" w:fill="F0F0F0"/>
               </w:rPr>
               <w:t>BUILD.gn</w:t>
@@ -5174,7 +5140,6 @@
                 <w:spacing w:val="0"/>
                 <w:sz w:val="17"/>
                 <w:szCs w:val="17"/>
-                <w:bdr w:val="none" w:color="auto" w:sz="0" w:space="0"/>
                 <w:shd w:val="clear" w:fill="F0F0F0"/>
               </w:rPr>
               <w:t>Makefile</w:t>
@@ -5232,7 +5197,6 @@
                 <w:spacing w:val="0"/>
                 <w:sz w:val="17"/>
                 <w:szCs w:val="17"/>
-                <w:bdr w:val="none" w:color="auto" w:sz="0" w:space="0"/>
                 <w:shd w:val="clear" w:fill="F0F0F0"/>
               </w:rPr>
               <w:t>LzI2cWrite()</w:t>
@@ -5632,7 +5596,6 @@
                 <w:spacing w:val="0"/>
                 <w:sz w:val="17"/>
                 <w:szCs w:val="17"/>
-                <w:bdr w:val="none" w:color="auto" w:sz="0" w:space="0"/>
                 <w:shd w:val="clear" w:fill="F0F0F0"/>
               </w:rPr>
               <w:t>b5_oled</w:t>
@@ -5690,7 +5653,6 @@
                 <w:spacing w:val="0"/>
                 <w:sz w:val="17"/>
                 <w:szCs w:val="17"/>
-                <w:bdr w:val="none" w:color="auto" w:sz="0" w:space="0"/>
                 <w:shd w:val="clear" w:fill="F0F0F0"/>
               </w:rPr>
               <w:t>oled_show_string()</w:t>
@@ -5748,7 +5710,6 @@
                 <w:spacing w:val="0"/>
                 <w:sz w:val="17"/>
                 <w:szCs w:val="17"/>
-                <w:bdr w:val="none" w:color="auto" w:sz="0" w:space="0"/>
                 <w:shd w:val="clear" w:fill="F0F0F0"/>
               </w:rPr>
               <w:t>BUILD.gn</w:t>
@@ -5778,7 +5739,6 @@
                 <w:spacing w:val="0"/>
                 <w:sz w:val="17"/>
                 <w:szCs w:val="17"/>
-                <w:bdr w:val="none" w:color="auto" w:sz="0" w:space="0"/>
                 <w:shd w:val="clear" w:fill="F0F0F0"/>
               </w:rPr>
               <w:t>Makefile</w:t>
@@ -6480,6 +6440,7 @@
           </w:tcPr>
           <w:tbl>
             <w:tblPr>
+              <w:tblStyle w:val="8"/>
               <w:tblW w:w="20035" w:type="dxa"/>
               <w:tblInd w:w="-161" w:type="dxa"/>
               <w:tblBorders>
@@ -6512,6 +6473,13 @@
                   <w:insideH w:val="none" w:color="auto" w:sz="0" w:space="0"/>
                   <w:insideV w:val="none" w:color="auto" w:sz="0" w:space="0"/>
                 </w:tblBorders>
+                <w:shd w:val="clear" w:color="auto" w:fill="FFFFFF"/>
+                <w:tblCellMar>
+                  <w:top w:w="15" w:type="dxa"/>
+                  <w:left w:w="15" w:type="dxa"/>
+                  <w:bottom w:w="15" w:type="dxa"/>
+                  <w:right w:w="15" w:type="dxa"/>
+                </w:tblCellMar>
               </w:tblPrEx>
               <w:tc>
                 <w:tcPr>
@@ -6560,7 +6528,6 @@
                       <w:kern w:val="0"/>
                       <w:sz w:val="19"/>
                       <w:szCs w:val="19"/>
-                      <w:bdr w:val="none" w:color="auto" w:sz="0" w:space="0"/>
                       <w:lang w:val="en-US" w:eastAsia="zh-CN" w:bidi="ar"/>
                     </w:rPr>
                     <w:br w:type="textWrapping"/>
@@ -6576,7 +6543,6 @@
                       <w:kern w:val="0"/>
                       <w:sz w:val="19"/>
                       <w:szCs w:val="19"/>
-                      <w:bdr w:val="none" w:color="auto" w:sz="0" w:space="0"/>
                       <w:lang w:val="en-US" w:eastAsia="zh-CN" w:bidi="ar"/>
                     </w:rPr>
                     <w:t>1. 在学习通发布作业：明确代码命名、OLED拍照要求；</w:t>
@@ -6592,7 +6558,6 @@
                       <w:kern w:val="0"/>
                       <w:sz w:val="19"/>
                       <w:szCs w:val="19"/>
-                      <w:bdr w:val="none" w:color="auto" w:sz="0" w:space="0"/>
                       <w:lang w:val="en-US" w:eastAsia="zh-CN" w:bidi="ar"/>
                     </w:rPr>
                     <w:br w:type="textWrapping"/>
@@ -6608,7 +6573,6 @@
                       <w:kern w:val="0"/>
                       <w:sz w:val="19"/>
                       <w:szCs w:val="19"/>
-                      <w:bdr w:val="none" w:color="auto" w:sz="0" w:space="0"/>
                       <w:lang w:val="en-US" w:eastAsia="zh-CN" w:bidi="ar"/>
                     </w:rPr>
                     <w:t>2. 提示下次课重点：I2C温湿度传感器。</w:t>
@@ -6981,8 +6945,6 @@
               </w:rPr>
               <w:t>提供复习支持，帮助查漏补缺。</w:t>
             </w:r>
-            <w:bookmarkStart w:id="0" w:name="_GoBack"/>
-            <w:bookmarkEnd w:id="0"/>
           </w:p>
         </w:tc>
       </w:tr>

--- a/01-嵌入式操作系统及应用/01-教案/嵌入式操作系统及应用-15.docx
+++ b/01-嵌入式操作系统及应用/01-教案/嵌入式操作系统及应用-15.docx
@@ -243,16 +243,17 @@
             </w:pPr>
             <w:r>
               <w:rPr>
-                <w:rFonts w:ascii="Segoe UI" w:hAnsi="Segoe UI" w:eastAsia="Segoe UI" w:cs="Segoe UI"/>
-                <w:i w:val="0"/>
-                <w:iCs w:val="0"/>
-                <w:caps w:val="0"/>
-                <w:spacing w:val="0"/>
-                <w:sz w:val="16"/>
-                <w:szCs w:val="16"/>
-                <w:shd w:val="clear" w:fill="FBFBFB"/>
-              </w:rPr>
-              <w:t>2025-11-19</w:t>
+                <w:rFonts w:ascii="Noto Sans SC" w:hAnsi="Noto Sans SC" w:eastAsia="Noto Sans SC" w:cs="Noto Sans SC"/>
+                <w:i w:val="0"/>
+                <w:iCs w:val="0"/>
+                <w:caps w:val="0"/>
+                <w:color w:val="000000"/>
+                <w:spacing w:val="0"/>
+                <w:sz w:val="14"/>
+                <w:szCs w:val="14"/>
+                <w:shd w:val="clear" w:fill="FFFFFF"/>
+              </w:rPr>
+              <w:t>2025-11-14</w:t>
             </w:r>
             <w:bookmarkStart w:id="0" w:name="_GoBack"/>
             <w:bookmarkEnd w:id="0"/>
@@ -337,7 +338,16 @@
                 <w:szCs w:val="21"/>
                 <w:lang w:eastAsia="zh-CN"/>
               </w:rPr>
-              <w:t>物联网2411</w:t>
+              <w:t>物联网241</w:t>
+            </w:r>
+            <w:r>
+              <w:rPr>
+                <w:rFonts w:hint="eastAsia" w:ascii="宋体" w:hAnsi="宋体" w:eastAsia="宋体" w:cs="宋体"/>
+                <w:sz w:val="21"/>
+                <w:szCs w:val="21"/>
+                <w:lang w:val="en-US" w:eastAsia="zh-CN"/>
+              </w:rPr>
+              <w:t>2</w:t>
             </w:r>
           </w:p>
         </w:tc>
@@ -412,7 +422,6 @@
             <w:insideH w:val="single" w:color="auto" w:sz="4" w:space="0"/>
             <w:insideV w:val="single" w:color="auto" w:sz="4" w:space="0"/>
           </w:tblBorders>
-          <w:shd w:val="clear" w:color="auto" w:fill="FFFFFF"/>
           <w:tblCellMar>
             <w:top w:w="0" w:type="dxa"/>
             <w:left w:w="108" w:type="dxa"/>
@@ -899,7 +908,6 @@
             <w:insideH w:val="single" w:color="auto" w:sz="4" w:space="0"/>
             <w:insideV w:val="single" w:color="auto" w:sz="4" w:space="0"/>
           </w:tblBorders>
-          <w:shd w:val="clear" w:color="auto" w:fill="FFFFFF"/>
           <w:tblCellMar>
             <w:top w:w="0" w:type="dxa"/>
             <w:left w:w="108" w:type="dxa"/>
@@ -988,12 +996,6 @@
                   <w:insideV w:val="none" w:color="auto" w:sz="0" w:space="0"/>
                 </w:tblBorders>
                 <w:shd w:val="clear" w:color="auto" w:fill="FFFFFF"/>
-                <w:tblCellMar>
-                  <w:top w:w="15" w:type="dxa"/>
-                  <w:left w:w="15" w:type="dxa"/>
-                  <w:bottom w:w="15" w:type="dxa"/>
-                  <w:right w:w="15" w:type="dxa"/>
-                </w:tblCellMar>
               </w:tblPrEx>
               <w:tc>
                 <w:tcPr>
@@ -1151,7 +1153,6 @@
             <w:insideH w:val="single" w:color="auto" w:sz="4" w:space="0"/>
             <w:insideV w:val="single" w:color="auto" w:sz="4" w:space="0"/>
           </w:tblBorders>
-          <w:shd w:val="clear" w:color="auto" w:fill="FFFFFF"/>
           <w:tblCellMar>
             <w:top w:w="0" w:type="dxa"/>
             <w:left w:w="108" w:type="dxa"/>
@@ -1819,7 +1820,6 @@
             <w:insideH w:val="single" w:color="auto" w:sz="4" w:space="0"/>
             <w:insideV w:val="single" w:color="auto" w:sz="4" w:space="0"/>
           </w:tblBorders>
-          <w:shd w:val="clear" w:color="auto" w:fill="FFFFFF"/>
           <w:tblCellMar>
             <w:top w:w="0" w:type="dxa"/>
             <w:left w:w="108" w:type="dxa"/>
@@ -1969,7 +1969,6 @@
             <w:insideH w:val="single" w:color="auto" w:sz="4" w:space="0"/>
             <w:insideV w:val="single" w:color="auto" w:sz="4" w:space="0"/>
           </w:tblBorders>
-          <w:shd w:val="clear" w:color="auto" w:fill="FFFFFF"/>
           <w:tblCellMar>
             <w:top w:w="0" w:type="dxa"/>
             <w:left w:w="108" w:type="dxa"/>
@@ -2311,7 +2310,6 @@
             <w:insideH w:val="single" w:color="auto" w:sz="4" w:space="0"/>
             <w:insideV w:val="single" w:color="auto" w:sz="4" w:space="0"/>
           </w:tblBorders>
-          <w:shd w:val="clear" w:color="auto" w:fill="FFFFFF"/>
           <w:tblCellMar>
             <w:top w:w="0" w:type="dxa"/>
             <w:left w:w="108" w:type="dxa"/>
@@ -3119,12 +3117,6 @@
             <w:insideH w:val="single" w:color="000000" w:themeColor="text1" w:sz="8" w:space="0"/>
             <w:insideV w:val="single" w:color="000000" w:themeColor="text1" w:sz="8" w:space="0"/>
           </w:tblBorders>
-          <w:tblCellMar>
-            <w:top w:w="0" w:type="dxa"/>
-            <w:left w:w="0" w:type="dxa"/>
-            <w:bottom w:w="0" w:type="dxa"/>
-            <w:right w:w="0" w:type="dxa"/>
-          </w:tblCellMar>
         </w:tblPrEx>
         <w:trPr>
           <w:trHeight w:val="779" w:hRule="atLeast"/>
@@ -6473,7 +6465,6 @@
                   <w:insideH w:val="none" w:color="auto" w:sz="0" w:space="0"/>
                   <w:insideV w:val="none" w:color="auto" w:sz="0" w:space="0"/>
                 </w:tblBorders>
-                <w:shd w:val="clear" w:color="auto" w:fill="FFFFFF"/>
                 <w:tblCellMar>
                   <w:top w:w="15" w:type="dxa"/>
                   <w:left w:w="15" w:type="dxa"/>
@@ -7085,7 +7076,7 @@
     <w:lsdException w:uiPriority="99" w:name="HTML Acronym"/>
     <w:lsdException w:uiPriority="99" w:name="HTML Address"/>
     <w:lsdException w:uiPriority="99" w:name="HTML Cite"/>
-    <w:lsdException w:uiPriority="99" w:name="HTML Code"/>
+    <w:lsdException w:qFormat="1" w:uiPriority="99" w:name="HTML Code"/>
     <w:lsdException w:uiPriority="99" w:name="HTML Definition"/>
     <w:lsdException w:uiPriority="99" w:name="HTML Keyboard"/>
     <w:lsdException w:uiPriority="99" w:name="HTML Preformatted"/>
@@ -7411,6 +7402,7 @@
     <w:basedOn w:val="9"/>
     <w:semiHidden/>
     <w:unhideWhenUsed/>
+    <w:qFormat/>
     <w:uiPriority w:val="99"/>
     <w:rPr>
       <w:rFonts w:ascii="Courier New" w:hAnsi="Courier New"/>
